--- a/phd-cv-mar-2026.docx
+++ b/phd-cv-mar-2026.docx
@@ -1670,6 +1670,12 @@
         <w:rPr>
           <w:rFonts w:ascii="Calibri" w:hAnsi="Calibri" w:cs="Calibri"/>
         </w:rPr>
+        <w:t xml:space="preserve">Late </w:t>
+      </w:r>
+      <w:r>
+        <w:rPr>
+          <w:rFonts w:ascii="Calibri" w:hAnsi="Calibri" w:cs="Calibri"/>
+        </w:rPr>
         <w:t xml:space="preserve">2023 </w:t>
       </w:r>
       <w:r>
@@ -1677,6 +1683,12 @@
           <w:rFonts w:ascii="Calibri" w:hAnsi="Calibri" w:cs="Calibri"/>
         </w:rPr>
         <w:t>-</w:t>
+      </w:r>
+      <w:r>
+        <w:rPr>
+          <w:rFonts w:ascii="Calibri" w:hAnsi="Calibri" w:cs="Calibri"/>
+        </w:rPr>
+        <w:t xml:space="preserve"> Early</w:t>
       </w:r>
       <w:r>
         <w:rPr>
